--- a/pr-preview/pr-290/random-variables.docx
+++ b/pr-preview/pr-290/random-variables.docx
@@ -15,7 +15,7 @@
         <w:pStyle w:val="Date"/>
       </w:pPr>
       <w:r>
-        <w:t xml:space="preserve">Last modified: 2026-10-29 14:38:39 (PDT)</w:t>
+        <w:t xml:space="preserve">Last modified: 2026-10-29 15:10:38 (PDT)</w:t>
       </w:r>
     </w:p>
     <w:bookmarkStart w:id="26" w:name="sec-random-variables"/>

--- a/pr-preview/pr-290/random-variables.docx
+++ b/pr-preview/pr-290/random-variables.docx
@@ -15,7 +15,7 @@
         <w:pStyle w:val="Date"/>
       </w:pPr>
       <w:r>
-        <w:t xml:space="preserve">Last modified: 2026-10-29 15:10:38 (PDT)</w:t>
+        <w:t xml:space="preserve">Last modified: 2026-10-29 15:26:39 (PDT)</w:t>
       </w:r>
     </w:p>
     <w:bookmarkStart w:id="26" w:name="sec-random-variables"/>

--- a/pr-preview/pr-290/random-variables.docx
+++ b/pr-preview/pr-290/random-variables.docx
@@ -15,7 +15,7 @@
         <w:pStyle w:val="Date"/>
       </w:pPr>
       <w:r>
-        <w:t xml:space="preserve">Last modified: 2026-10-29 15:26:39 (PDT)</w:t>
+        <w:t xml:space="preserve">Last modified: 2026-10-29 15:45:27 (PDT)</w:t>
       </w:r>
     </w:p>
     <w:bookmarkStart w:id="26" w:name="sec-random-variables"/>
@@ -39627,7 +39627,7 @@
       </w:r>
       <m:oMath>
         <m:r>
-          <m:t>f</m:t>
+          <m:t>X</m:t>
         </m:r>
       </m:oMath>
       <w:r>
@@ -39635,6 +39635,23 @@
       </w:r>
       <w:r>
         <w:t xml:space="preserve">be a</w:t>
+      </w:r>
+      <w:r>
+        <w:t xml:space="preserve"> </w:t>
+      </w:r>
+      <w:hyperlink w:anchor="def-random-variable">
+        <w:r>
+          <w:rPr>
+            <w:rStyle w:val="Hyperlink"/>
+          </w:rPr>
+          <w:t xml:space="preserve">random variable</w:t>
+        </w:r>
+      </w:hyperlink>
+      <w:r>
+        <w:t xml:space="preserve"> </w:t>
+      </w:r>
+      <w:r>
+        <w:t xml:space="preserve">with</w:t>
       </w:r>
       <w:r>
         <w:t xml:space="preserve"> </w:t>
@@ -39667,15 +39684,9 @@
       <w:r>
         <w:t xml:space="preserve"> </w:t>
       </w:r>
-      <w:r>
-        <w:t xml:space="preserve">with domain</w:t>
-      </w:r>
-      <w:r>
-        <w:t xml:space="preserve"> </w:t>
-      </w:r>
-      <m:oMath>
-        <m:r>
-          <m:t>A</m:t>
+      <m:oMath>
+        <m:r>
+          <m:t>f</m:t>
         </m:r>
       </m:oMath>
       <w:r>
@@ -39685,7 +39696,7 @@
         <w:t xml:space="preserve"> </w:t>
       </w:r>
       <w:r>
-        <w:t xml:space="preserve">A</w:t>
+        <w:t xml:space="preserve">The</w:t>
       </w:r>
       <w:r>
         <w:t xml:space="preserve"> </w:t>
@@ -39695,7 +39706,7 @@
           <w:b/>
           <w:bCs/>
         </w:rPr>
-        <w:t xml:space="preserve">mode</w:t>
+        <w:t xml:space="preserve">modes</w:t>
       </w:r>
       <w:r>
         <w:t xml:space="preserve"> </w:t>
@@ -39715,7 +39726,7 @@
         <w:t xml:space="preserve"> </w:t>
       </w:r>
       <w:r>
-        <w:t xml:space="preserve">is an element of the</w:t>
+        <w:t xml:space="preserve">are the elements of the</w:t>
       </w:r>
       <w:r>
         <w:t xml:space="preserve"> </w:t>
@@ -39746,14 +39757,31 @@
         <w:t xml:space="preserve"> </w:t>
       </w:r>
       <w:r>
-        <w:t xml:space="preserve">over</w:t>
-      </w:r>
-      <w:r>
-        <w:t xml:space="preserve"> </w:t>
-      </w:r>
-      <m:oMath>
-        <m:r>
-          <m:t>A</m:t>
+        <w:t xml:space="preserve">over the</w:t>
+      </w:r>
+      <w:r>
+        <w:t xml:space="preserve"> </w:t>
+      </w:r>
+      <w:hyperlink w:anchor="def-range">
+        <w:r>
+          <w:rPr>
+            <w:rStyle w:val="Hyperlink"/>
+          </w:rPr>
+          <w:t xml:space="preserve">range</w:t>
+        </w:r>
+      </w:hyperlink>
+      <w:r>
+        <w:t xml:space="preserve"> </w:t>
+      </w:r>
+      <w:r>
+        <w:t xml:space="preserve">of</w:t>
+      </w:r>
+      <w:r>
+        <w:t xml:space="preserve"> </w:t>
+      </w:r>
+      <m:oMath>
+        <m:r>
+          <m:t>X</m:t>
         </m:r>
       </m:oMath>
       <w:r>
@@ -39769,26 +39797,32 @@
           <m:jc m:val="center"/>
         </m:oMathParaPr>
         <m:oMath>
-          <m:sSup>
-            <m:e>
-              <m:r>
-                <m:t>x</m:t>
-              </m:r>
-            </m:e>
-            <m:sup>
-              <m:r>
-                <m:rPr>
-                  <m:sty m:val="p"/>
-                </m:rPr>
-                <m:t>*</m:t>
-              </m:r>
-            </m:sup>
-          </m:sSup>
           <m:r>
             <m:rPr>
               <m:sty m:val="p"/>
             </m:rPr>
-            <m:t>∈</m:t>
+            <m:t>mode</m:t>
+          </m:r>
+          <m:r>
+            <m:rPr>
+              <m:sty m:val="p"/>
+            </m:rPr>
+            <m:t>(</m:t>
+          </m:r>
+          <m:r>
+            <m:t>f</m:t>
+          </m:r>
+          <m:r>
+            <m:rPr>
+              <m:sty m:val="p"/>
+            </m:rPr>
+            <m:t>)</m:t>
+          </m:r>
+          <m:r>
+            <m:rPr>
+              <m:sty m:val="p"/>
+            </m:rPr>
+            <m:t>=</m:t>
           </m:r>
           <m:r>
             <m:rPr>
@@ -39816,7 +39850,26 @@
                 <m:t>∈</m:t>
               </m:r>
               <m:r>
-                <m:t>A</m:t>
+                <m:rPr>
+                  <m:scr m:val="script"/>
+                  <m:sty m:val="p"/>
+                </m:rPr>
+                <m:t>R</m:t>
+              </m:r>
+              <m:r>
+                <m:rPr>
+                  <m:sty m:val="p"/>
+                </m:rPr>
+                <m:t>(</m:t>
+              </m:r>
+              <m:r>
+                <m:t>X</m:t>
+              </m:r>
+              <m:r>
+                <m:rPr>
+                  <m:sty m:val="p"/>
+                </m:rPr>
+                <m:t>)</m:t>
               </m:r>
             </m:lim>
           </m:limLow>
@@ -39847,11 +39900,78 @@
         </m:oMath>
       </m:oMathPara>
     </w:p>
+    <w:p>
+      <w:pPr>
+        <w:pStyle w:val="FirstParagraph"/>
+      </w:pPr>
+      <w:r>
+        <w:t xml:space="preserve">A</w:t>
+      </w:r>
+      <w:r>
+        <w:t xml:space="preserve"> </w:t>
+      </w:r>
+      <w:r>
+        <w:rPr>
+          <w:b/>
+          <w:bCs/>
+        </w:rPr>
+        <w:t xml:space="preserve">mode</w:t>
+      </w:r>
+      <w:r>
+        <w:t xml:space="preserve"> </w:t>
+      </w:r>
+      <w:r>
+        <w:t xml:space="preserve">of</w:t>
+      </w:r>
+      <w:r>
+        <w:t xml:space="preserve"> </w:t>
+      </w:r>
+      <m:oMath>
+        <m:r>
+          <m:t>f</m:t>
+        </m:r>
+      </m:oMath>
+      <w:r>
+        <w:t xml:space="preserve"> </w:t>
+      </w:r>
+      <w:r>
+        <w:t xml:space="preserve">is an element of</w:t>
+      </w:r>
+      <w:r>
+        <w:t xml:space="preserve"> </w:t>
+      </w:r>
+      <m:oMath>
+        <m:r>
+          <m:rPr>
+            <m:sty m:val="p"/>
+          </m:rPr>
+          <m:t>mode</m:t>
+        </m:r>
+        <m:r>
+          <m:rPr>
+            <m:sty m:val="p"/>
+          </m:rPr>
+          <m:t>(</m:t>
+        </m:r>
+        <m:r>
+          <m:t>f</m:t>
+        </m:r>
+        <m:r>
+          <m:rPr>
+            <m:sty m:val="p"/>
+          </m:rPr>
+          <m:t>)</m:t>
+        </m:r>
+      </m:oMath>
+      <w:r>
+        <w:t xml:space="preserve">.</w:t>
+      </w:r>
+    </w:p>
     <w:bookmarkEnd w:id="105"/>
     <w:bookmarkStart w:id="106" w:name="thm-kernel-same-mode"/>
     <w:p>
       <w:pPr>
-        <w:pStyle w:val="FirstParagraph"/>
+        <w:pStyle w:val="BodyText"/>
       </w:pPr>
       <w:r>
         <w:rPr>
@@ -39888,7 +40008,7 @@
           <w:rPr>
             <w:rStyle w:val="Hyperlink"/>
           </w:rPr>
-          <w:t xml:space="preserve">kernel of a density</w:t>
+          <w:t xml:space="preserve">kernel of the density</w:t>
         </w:r>
       </w:hyperlink>
       <w:r>
@@ -39903,14 +40023,25 @@
         <w:t xml:space="preserve"> </w:t>
       </w:r>
       <w:r>
-        <w:t xml:space="preserve">with domain</w:t>
-      </w:r>
-      <w:r>
-        <w:t xml:space="preserve"> </w:t>
-      </w:r>
-      <m:oMath>
-        <m:r>
-          <m:t>A</m:t>
+        <w:t xml:space="preserve">of a</w:t>
+      </w:r>
+      <w:r>
+        <w:t xml:space="preserve"> </w:t>
+      </w:r>
+      <w:hyperlink w:anchor="def-random-variable">
+        <w:r>
+          <w:rPr>
+            <w:rStyle w:val="Hyperlink"/>
+          </w:rPr>
+          <w:t xml:space="preserve">random variable</w:t>
+        </w:r>
+      </w:hyperlink>
+      <w:r>
+        <w:t xml:space="preserve"> </w:t>
+      </w:r>
+      <m:oMath>
+        <m:r>
+          <m:t>X</m:t>
         </m:r>
       </m:oMath>
       <w:r>
@@ -39951,7 +40082,7 @@
         <w:t xml:space="preserve"> </w:t>
       </w:r>
       <w:r>
-        <w:t xml:space="preserve">are exactly the elements of the</w:t>
+        <w:t xml:space="preserve">are the elements of the</w:t>
       </w:r>
       <w:r>
         <w:t xml:space="preserve"> </w:t>
@@ -39976,6 +40107,37 @@
       <m:oMath>
         <m:r>
           <m:t>g</m:t>
+        </m:r>
+      </m:oMath>
+      <w:r>
+        <w:t xml:space="preserve"> </w:t>
+      </w:r>
+      <w:r>
+        <w:t xml:space="preserve">over the</w:t>
+      </w:r>
+      <w:r>
+        <w:t xml:space="preserve"> </w:t>
+      </w:r>
+      <w:hyperlink w:anchor="def-range">
+        <w:r>
+          <w:rPr>
+            <w:rStyle w:val="Hyperlink"/>
+          </w:rPr>
+          <w:t xml:space="preserve">range</w:t>
+        </w:r>
+      </w:hyperlink>
+      <w:r>
+        <w:t xml:space="preserve"> </w:t>
+      </w:r>
+      <w:r>
+        <w:t xml:space="preserve">of</w:t>
+      </w:r>
+      <w:r>
+        <w:t xml:space="preserve"> </w:t>
+      </w:r>
+      <m:oMath>
+        <m:r>
+          <m:t>X</m:t>
         </m:r>
       </m:oMath>
       <w:r>
@@ -39991,27 +40153,17 @@
           <m:jc m:val="center"/>
         </m:oMathParaPr>
         <m:oMath>
-          <m:sSup>
-            <m:e>
-              <m:r>
-                <m:t>x</m:t>
-              </m:r>
-            </m:e>
-            <m:sup>
-              <m:r>
-                <m:rPr>
-                  <m:sty m:val="p"/>
-                </m:rPr>
-                <m:t>*</m:t>
-              </m:r>
-            </m:sup>
-          </m:sSup>
           <m:r>
             <m:rPr>
-              <m:nor/>
               <m:sty m:val="p"/>
             </m:rPr>
-            <m:t> is a mode of </m:t>
+            <m:t>mode</m:t>
+          </m:r>
+          <m:r>
+            <m:rPr>
+              <m:sty m:val="p"/>
+            </m:rPr>
+            <m:t>(</m:t>
           </m:r>
           <m:r>
             <m:t>f</m:t>
@@ -40020,28 +40172,13 @@
             <m:rPr>
               <m:sty m:val="p"/>
             </m:rPr>
-            <m:t>⇔</m:t>
+            <m:t>)</m:t>
           </m:r>
-          <m:sSup>
-            <m:e>
-              <m:r>
-                <m:t>x</m:t>
-              </m:r>
-            </m:e>
-            <m:sup>
-              <m:r>
-                <m:rPr>
-                  <m:sty m:val="p"/>
-                </m:rPr>
-                <m:t>*</m:t>
-              </m:r>
-            </m:sup>
-          </m:sSup>
           <m:r>
             <m:rPr>
               <m:sty m:val="p"/>
             </m:rPr>
-            <m:t>∈</m:t>
+            <m:t>=</m:t>
           </m:r>
           <m:r>
             <m:rPr>
@@ -40069,7 +40206,26 @@
                 <m:t>∈</m:t>
               </m:r>
               <m:r>
-                <m:t>A</m:t>
+                <m:rPr>
+                  <m:scr m:val="script"/>
+                  <m:sty m:val="p"/>
+                </m:rPr>
+                <m:t>R</m:t>
+              </m:r>
+              <m:r>
+                <m:rPr>
+                  <m:sty m:val="p"/>
+                </m:rPr>
+                <m:t>(</m:t>
+              </m:r>
+              <m:r>
+                <m:t>X</m:t>
+              </m:r>
+              <m:r>
+                <m:rPr>
+                  <m:sty m:val="p"/>
+                </m:rPr>
+                <m:t>)</m:t>
               </m:r>
             </m:lim>
           </m:limLow>
@@ -40636,7 +40792,26 @@
               <m:t>∈</m:t>
             </m:r>
             <m:r>
-              <m:t>A</m:t>
+              <m:rPr>
+                <m:scr m:val="script"/>
+                <m:sty m:val="p"/>
+              </m:rPr>
+              <m:t>R</m:t>
+            </m:r>
+            <m:r>
+              <m:rPr>
+                <m:sty m:val="p"/>
+              </m:rPr>
+              <m:t>(</m:t>
+            </m:r>
+            <m:r>
+              <m:t>X</m:t>
+            </m:r>
+            <m:r>
+              <m:rPr>
+                <m:sty m:val="p"/>
+              </m:rPr>
+              <m:t>)</m:t>
             </m:r>
           </m:sub>
         </m:sSub>
@@ -40716,7 +40891,26 @@
               <m:t>∈</m:t>
             </m:r>
             <m:r>
-              <m:t>A</m:t>
+              <m:rPr>
+                <m:scr m:val="script"/>
+                <m:sty m:val="p"/>
+              </m:rPr>
+              <m:t>R</m:t>
+            </m:r>
+            <m:r>
+              <m:rPr>
+                <m:sty m:val="p"/>
+              </m:rPr>
+              <m:t>(</m:t>
+            </m:r>
+            <m:r>
+              <m:t>X</m:t>
+            </m:r>
+            <m:r>
+              <m:rPr>
+                <m:sty m:val="p"/>
+              </m:rPr>
+              <m:t>)</m:t>
             </m:r>
           </m:sub>
         </m:sSub>

--- a/pr-preview/pr-290/random-variables.docx
+++ b/pr-preview/pr-290/random-variables.docx
@@ -15,7 +15,7 @@
         <w:pStyle w:val="Date"/>
       </w:pPr>
       <w:r>
-        <w:t xml:space="preserve">Last modified: 2026-10-29 15:45:27 (PDT)</w:t>
+        <w:t xml:space="preserve">Last modified: 2026-10-29 16:59:54 (PDT)</w:t>
       </w:r>
     </w:p>
     <w:bookmarkStart w:id="26" w:name="sec-random-variables"/>
@@ -39804,19 +39804,23 @@
             <m:t>mode</m:t>
           </m:r>
           <m:r>
-            <m:rPr>
-              <m:sty m:val="p"/>
-            </m:rPr>
-            <m:t>(</m:t>
+            <m:t>​</m:t>
           </m:r>
+          <m:d>
+            <m:dPr>
+              <m:begChr m:val="("/>
+              <m:sepChr m:val=""/>
+              <m:endChr m:val=")"/>
+              <m:grow/>
+            </m:dPr>
+            <m:e>
+              <m:r>
+                <m:t>f</m:t>
+              </m:r>
+            </m:e>
+          </m:d>
           <m:r>
-            <m:t>f</m:t>
-          </m:r>
-          <m:r>
-            <m:rPr>
-              <m:sty m:val="p"/>
-            </m:rPr>
-            <m:t>)</m:t>
+            <m:t>​</m:t>
           </m:r>
           <m:r>
             <m:rPr>
@@ -39948,19 +39952,23 @@
           <m:t>mode</m:t>
         </m:r>
         <m:r>
-          <m:rPr>
-            <m:sty m:val="p"/>
-          </m:rPr>
-          <m:t>(</m:t>
-        </m:r>
-        <m:r>
-          <m:t>f</m:t>
-        </m:r>
-        <m:r>
-          <m:rPr>
-            <m:sty m:val="p"/>
-          </m:rPr>
-          <m:t>)</m:t>
+          <m:t>​</m:t>
+        </m:r>
+        <m:d>
+          <m:dPr>
+            <m:begChr m:val="("/>
+            <m:sepChr m:val=""/>
+            <m:endChr m:val=")"/>
+            <m:grow/>
+          </m:dPr>
+          <m:e>
+            <m:r>
+              <m:t>f</m:t>
+            </m:r>
+          </m:e>
+        </m:d>
+        <m:r>
+          <m:t>​</m:t>
         </m:r>
       </m:oMath>
       <w:r>
@@ -40160,19 +40168,23 @@
             <m:t>mode</m:t>
           </m:r>
           <m:r>
-            <m:rPr>
-              <m:sty m:val="p"/>
-            </m:rPr>
-            <m:t>(</m:t>
+            <m:t>​</m:t>
           </m:r>
+          <m:d>
+            <m:dPr>
+              <m:begChr m:val="("/>
+              <m:sepChr m:val=""/>
+              <m:endChr m:val=")"/>
+              <m:grow/>
+            </m:dPr>
+            <m:e>
+              <m:r>
+                <m:t>f</m:t>
+              </m:r>
+            </m:e>
+          </m:d>
           <m:r>
-            <m:t>f</m:t>
-          </m:r>
-          <m:r>
-            <m:rPr>
-              <m:sty m:val="p"/>
-            </m:rPr>
-            <m:t>)</m:t>
+            <m:t>​</m:t>
           </m:r>
           <m:r>
             <m:rPr>
